--- a/docs/use-cases-specificaitons/use-case-specifications-ar.docx
+++ b/docs/use-cases-specificaitons/use-case-specifications-ar.docx
@@ -6328,7 +6328,7 @@
                 <w:szCs w:val="24"/>
                 <w:rtl/>
               </w:rPr>
-              <w:t>5. يسترجع الملفات المطابقة ضمن النطاق المسموح.</w:t>
+              <w:t>5. يسترجع النظام الملفات المطابقة.</w:t>
             </w:r>
           </w:p>
           <w:p>
@@ -6438,16 +6438,7 @@
                 <w:szCs w:val="24"/>
                 <w:rtl/>
               </w:rPr>
-              <w:t>5.1 لا توجد نتائج: يمكن الانتقال إلى تسجيل ملف جديد وفق FR-09.</w:t>
-            </w:r>
-            <w:r>
-              <w:rPr>
-                <w:rFonts w:cs="Arial"/>
-                <w:color w:val="14202B"/>
-                <w:sz w:val="22"/>
-                <w:szCs w:val="24"/>
-                <w:rtl/>
-              </w:rPr>
+              <w:t>5.1 لا توجد نتائج: يعرض النظام خيار تسجيل المتبرّع.</w:t>
             </w:r>
           </w:p>
           <w:p>
@@ -9067,37 +9058,7 @@
                 <w:szCs w:val="24"/>
                 <w:rtl/>
               </w:rPr>
-              <w:t>5</w:t>
-            </w:r>
-            <w:r>
-              <w:rPr>
-                <w:rFonts w:cs="Arial"/>
-                <w:color w:val="14202B"/>
-                <w:sz w:val="22"/>
-                <w:szCs w:val="24"/>
-                <w:rtl/>
-              </w:rPr>
-              <w:t>.1 ملف المتبرّع غير موجود أو تعذّر إتمام إنشاء المحاولة وإدراجها بالطابور: لا تُعرض العملية على أنها مكتملة</w:t>
-            </w:r>
-            <w:r>
-              <w:rPr>
-                <w:rFonts w:cs="Arial"/>
-                <w:color w:val="14202B"/>
-                <w:sz w:val="22"/>
-                <w:szCs w:val="24"/>
-                <w:rtl/>
-              </w:rPr>
-              <w:t xml:space="preserve"> </w:t>
-            </w:r>
-            <w:r>
-              <w:rPr>
-                <w:rFonts w:cs="Arial" w:hint="cs"/>
-                <w:color w:val="14202B"/>
-                <w:sz w:val="22"/>
-                <w:szCs w:val="24"/>
-                <w:rtl/>
-              </w:rPr>
-              <w:t xml:space="preserve"> و تعرض تفاصيل المشكلة للموظف.</w:t>
+              <w:t>5.1 ملف المتبرّع غير موجود أو تعذّر إتمام إنشاء المحاولة وإدراجها في الطابور: لا يعرض النظام العملية على أنها مكتملة، ويعرض تفاصيل المشكلة لموظف الاستقبال.</w:t>
             </w:r>
           </w:p>
         </w:tc>
@@ -9649,46 +9610,10 @@
                 <w:szCs w:val="24"/>
                 <w:rtl/>
               </w:rPr>
-              <w:t>1. يحدد الموظف عملية  محاولة التبرّع.</w:t>
+              <w:t>1. يحدد موظف الاستقبال محاولة التبرّع.</w:t>
             </w:r>
             <w:proofErr w:type="gramStart"/>
-            <w:r>
-              <w:rPr>
-                <w:rFonts w:cs="Arial" w:hint="cs"/>
-                <w:color w:val="14202B"/>
-                <w:sz w:val="22"/>
-                <w:szCs w:val="24"/>
-                <w:rtl/>
-              </w:rPr>
-            </w:r>
-            <w:r>
-              <w:rPr>
-                <w:rFonts w:cs="Arial"/>
-                <w:color w:val="14202B"/>
-                <w:sz w:val="22"/>
-                <w:szCs w:val="24"/>
-                <w:rtl/>
-              </w:rPr>
-            </w:r>
-            <w:r>
-              <w:rPr>
-                <w:rFonts w:cs="Arial" w:hint="cs"/>
-                <w:color w:val="14202B"/>
-                <w:sz w:val="22"/>
-                <w:szCs w:val="24"/>
-                <w:rtl/>
-              </w:rPr>
-            </w:r>
             <w:proofErr w:type="gramEnd"/>
-            <w:r>
-              <w:rPr>
-                <w:rFonts w:cs="Arial"/>
-                <w:color w:val="14202B"/>
-                <w:sz w:val="22"/>
-                <w:szCs w:val="24"/>
-                <w:rtl/>
-              </w:rPr>
-            </w:r>
           </w:p>
           <w:p>
             <w:pPr>
@@ -9989,37 +9914,7 @@
                 <w:szCs w:val="24"/>
                 <w:rtl/>
               </w:rPr>
-              <w:t>5</w:t>
-            </w:r>
-            <w:r>
-              <w:rPr>
-                <w:rFonts w:cs="Arial"/>
-                <w:color w:val="14202B"/>
-                <w:sz w:val="22"/>
-                <w:szCs w:val="24"/>
-                <w:rtl/>
-              </w:rPr>
-              <w:t xml:space="preserve">.1 </w:t>
-            </w:r>
-            <w:r>
-              <w:rPr>
-                <w:rFonts w:cs="Arial" w:hint="cs"/>
-                <w:color w:val="14202B"/>
-                <w:sz w:val="22"/>
-                <w:szCs w:val="24"/>
-                <w:rtl/>
-              </w:rPr>
-              <w:t>عملية محاولة التبرع</w:t>
-            </w:r>
-            <w:r>
-              <w:rPr>
-                <w:rFonts w:cs="Arial"/>
-                <w:color w:val="14202B"/>
-                <w:sz w:val="22"/>
-                <w:szCs w:val="24"/>
-                <w:rtl/>
-              </w:rPr>
-              <w:t xml:space="preserve"> غير موجودة: لا تُصدر تذكرة.</w:t>
+              <w:t>5.1 محاولة التبرّع غير موجودة: لا تُصدر تذكرة.</w:t>
             </w:r>
           </w:p>
           <w:p>
@@ -10770,7 +10665,7 @@
                 <w:szCs w:val="24"/>
                 <w:rtl/>
               </w:rPr>
-              <w:t>8. يعرض النظام قرار الأهلية المسجّل ونتيجة انتقال المحاولة إلى طابور السحب.</w:t>
+              <w:t>8. يعرض النظام القرار المسجّل وحالة الطابور الجديدة.</w:t>
             </w:r>
           </w:p>
         </w:tc>
@@ -13393,7 +13288,7 @@
                 <w:szCs w:val="24"/>
                 <w:rtl/>
               </w:rPr>
-              <w:t>7.1 لم تُعتمد النتيجة المخبرية بعد: يُبقي النظام المكوّنات المقبولة غير متاحة إلى حين اعتمادها وإعادة تقييمها.</w:t>
+              <w:t>7.1 لم تُعتمد النتيجة المخبرية النهائية بعد: يُبقي النظام المكوّنات المقبولة غير متاحة إلى حين اعتماد النتيجة وإعادة تقييم الإتاحة.</w:t>
             </w:r>
           </w:p>
           <w:p>
@@ -14257,7 +14152,7 @@
                 <w:szCs w:val="24"/>
                 <w:rtl/>
               </w:rPr>
-              <w:t>3.1 تدل النتائج على فشل الفحص: يسجّل الفني قرار الفشل وسببه، ثم يضغط زر الاعتماد؛ يحفظ النظام النتيجة ويمنع إتاحة جميع مكوّنات التبرّع ويعرض القرار.</w:t>
+              <w:t>3.1 تدل النتائج على فشل الفحص: يسجّل الفني قرار الفشل وسببه، ثم يضغط زر الاعتماد؛ يحفظ النظام القرار والسبب، ويمنع إتاحة جميع مكوّنات التبرّع، ويعرض القرار.</w:t>
             </w:r>
           </w:p>
           <w:p>
@@ -14936,7 +14831,7 @@
                 <w:szCs w:val="24"/>
                 <w:rtl/>
               </w:rPr>
-              <w:t>3. يطلب الموظف عرض المطابقة وفق FR-19؛ فيتحقق النظام من صحة البيانات ونطاق المستشفى.</w:t>
+              <w:t>3. يطلب الموظف عرض المطابقة؛ فيتحقق النظام من صحة البيانات ونطاق المستشفى.</w:t>
             </w:r>
           </w:p>
           <w:p>
@@ -15122,7 +15017,7 @@
                 <w:szCs w:val="24"/>
                 <w:rtl/>
               </w:rPr>
-              <w:t>4.1 يضغط الموظف زر إعادة المحاولة: يعيد النظام تقييم المخزون الحالي ويعرض المطابقة الجديدة أو عدم وجود مطابقة وفق FR-19.</w:t>
+              <w:t>4.1 يضغط الموظف زر إعادة المحاولة: يعيد النظام تقييم المخزون الحالي ويعرض المطابقة الجديدة أو عدم وجود مطابقة.</w:t>
             </w:r>
           </w:p>
           <w:p>
@@ -15248,7 +15143,7 @@
                 <w:szCs w:val="24"/>
                 <w:rtl/>
               </w:rPr>
-              <w:t>6.2 تغيّر المخزون أو تعذّرت إعادة التحقق من المطابقة عند التقديم: لا يحفظ النظام الطلب بوصفه موجهاً إلى بنك غير مؤهل، ويتيح إعادة البحث.</w:t>
+              <w:t>6.2 تغيّر المخزون أو تعذّرت إعادة التحقق من المطابقة عند تقديم الطلب: لا يحفظ النظام طلباً موجّهاً إلى بنك غير مؤهل، ويتيح إعادة المحاولة.</w:t>
             </w:r>
           </w:p>
         </w:tc>
@@ -16085,8 +15980,7 @@
           <w:szCs w:val="28"/>
           <w:rtl/>
         </w:rPr>
-        <w:lastRenderedPageBreak/>
-        <w:t>توصيف حالة الاستخدام: قبول طلب المستشفى</w:t>
+        <w:t>توصيف حالة الاستخدام: اتخاذ قرار بشأن طلب المستشفى</w:t>
       </w:r>
     </w:p>
     <w:tbl>
@@ -17445,7 +17339,7 @@
                 <w:szCs w:val="24"/>
                 <w:rtl/>
               </w:rPr>
-              <w:t>يوجد توقع محفوظ للمكوّن والزمرة والنطاق المحدّد، ويمكن استرجاع نتيجته لاحقاً وفق FR-22. المخزون والطلبات والحجوزات دون تغيير.</w:t>
+              <w:t>يوجد توقع محفوظ للمكوّن والزمرة والنطاق المحدّد، ويمكن استرجاعه. المخزون والطلبات والحجوزات دون تغيير.</w:t>
             </w:r>
           </w:p>
         </w:tc>
@@ -20130,40 +20024,10 @@
                 <w:szCs w:val="24"/>
                 <w:rtl/>
               </w:rPr>
-              <w:t>4</w:t>
-            </w:r>
-            <w:r>
-              <w:rPr>
-                <w:rFonts w:cs="Arial"/>
-                <w:color w:val="14202B"/>
-                <w:sz w:val="22"/>
-                <w:szCs w:val="24"/>
-                <w:rtl/>
-              </w:rPr>
-              <w:t xml:space="preserve">.1 المكوّن مرفوض ويجري إتلافه </w:t>
+              <w:t>4.1 يُتلف مكوّن مرفوض وفق الإجراء المعتمد؛ وتُوثَّق عملية الإتلاف.</w:t>
             </w:r>
             <w:proofErr w:type="gramStart"/>
-            <w:r>
-              <w:rPr>
-                <w:rFonts w:cs="Arial"/>
-                <w:color w:val="14202B"/>
-                <w:sz w:val="22"/>
-                <w:szCs w:val="24"/>
-                <w:rtl/>
-              </w:rPr>
-              <w:t>وفق ؛</w:t>
-            </w:r>
             <w:proofErr w:type="gramEnd"/>
-            <w:r>
-              <w:rPr>
-                <w:rFonts w:cs="Arial"/>
-                <w:color w:val="14202B"/>
-                <w:sz w:val="22"/>
-                <w:szCs w:val="24"/>
-                <w:rtl/>
-              </w:rPr>
-              <w:t xml:space="preserve"> تُوثَّق عملية.</w:t>
-            </w:r>
           </w:p>
           <w:p>
             <w:pPr>
